--- a/promt inicial.docx
+++ b/promt inicial.docx
@@ -14,263 +14,337 @@
           <w:rtl w:val="0"/>
           <w:lang w:val="es-ES" w:bidi="es-ES" w:eastAsia="es-ES"/>
         </w:rPr>
-        <w:t xml:space="preserve">Vamos a crear una aplicacion desde cero para una distribuidora de frutas, actualmente el administrativo se maneja con paginas de excel relacionadas con un google forms, el google forms lo rellena el mismo empleado administrativo leyendo los mensajes de whatsapp que envian los clientes, esto va rellenando el excel (Sin arreglar). Tambien se rellenan los archivos de excel (todos de google docs) Lucas Pare Carrito, Pedidos a proveedores y Remitos. Cortando y pegando el administrativo rellena 2 archivos de texto tareas e imprimir pedidos.  Te dejare en el contexto todos lo archivos mencionados, exepto el google forms del cual te dejare un archivo de text</w:t>
-      </w:r>
-      <w:r>
-        <w:rPr>
-          <w:rtl w:val="0"/>
-          <w:lang w:val="es-ES" w:bidi="es-ES" w:eastAsia="es-ES"/>
-        </w:rPr>
-        <w:t xml:space="preserve">o en el cual lo corte y pegue este se llama "para todos google forms.docx". La idea actual es decidir en que lenguaje  conviene hacerlo y luego empezar a diagramar la base de datos. Uno de los alcances que deberia tener el proyecto es que si envian una foto de un papel escrito a mano el sistema lo convierta a texto y llene la base de datos, por esta razon pense en python y sus muchas librerias, tal vez con django; otra opcion por su performance en web fue astro, aunque en  el caso de este proyecto no es necesario que sea visualmente atractivo pero si que funcione lo mas en tiempo real posbile, ya que la primera parte del trabajo debe terminarse rapido para que los empleados hagan las compras. Por ello la otra opcion en la que pense </w:t>
-      </w:r>
-      <w:r>
-        <w:rPr>
-          <w:rtl w:val="0"/>
-          <w:lang w:val="es-ES" w:bidi="es-ES" w:eastAsia="es-ES"/>
-        </w:rPr>
-        <w:t>en php con javascript</w:t>
-      </w:r>
-      <w:r>
-        <w:rPr>
-          <w:rtl w:val="0"/>
-          <w:lang w:val="es-ES" w:bidi="es-ES" w:eastAsia="es-ES"/>
-        </w:rPr>
-        <w:t>.</w:t>
-      </w:r>
-    </w:p>
-    <w:p>
-      <w:r>
-        <w:rPr>
-          <w:rtl w:val="0"/>
-          <w:lang w:val="es-ES" w:bidi="es-ES" w:eastAsia="es-ES"/>
-        </w:rPr>
-        <w:t>En resumen la actividad</w:t>
-      </w:r>
-      <w:r>
-        <w:rPr>
-          <w:rtl w:val="0"/>
-          <w:lang w:val="es-ES" w:bidi="es-ES" w:eastAsia="es-ES"/>
-        </w:rPr>
-        <w:t xml:space="preserve"> se realiza desde puntos remotos, </w:t>
-      </w:r>
-      <w:r>
-        <w:rPr>
-          <w:rtl w:val="0"/>
-          <w:lang w:val="es-ES" w:bidi="es-ES" w:eastAsia="es-ES"/>
-        </w:rPr>
-        <w:t>el administrativo desde su casa lee los pedidos en w</w:t>
-      </w:r>
-      <w:r>
-        <w:rPr>
-          <w:rtl w:val="0"/>
-          <w:lang w:val="es-ES" w:bidi="es-ES" w:eastAsia="es-ES"/>
-        </w:rPr>
-        <w:t>hatsapp y los carga en el google forms que esta en</w:t>
-      </w:r>
-      <w:r>
-        <w:rPr>
-          <w:rtl w:val="0"/>
-          <w:lang w:val="es-ES" w:bidi="es-ES" w:eastAsia="es-ES"/>
-        </w:rPr>
-        <w:t>lzadado co</w:t>
-      </w:r>
-      <w:r>
-        <w:rPr>
-          <w:rtl w:val="0"/>
-          <w:lang w:val="es-ES" w:bidi="es-ES" w:eastAsia="es-ES"/>
-        </w:rPr>
-        <w:t>n varios ar</w:t>
-      </w:r>
-      <w:r>
-        <w:rPr>
-          <w:rtl w:val="0"/>
-          <w:lang w:val="es-ES" w:bidi="es-ES" w:eastAsia="es-ES"/>
-        </w:rPr>
-        <w:t>ch</w:t>
-      </w:r>
-      <w:r>
-        <w:rPr>
-          <w:rtl w:val="0"/>
-          <w:lang w:val="es-ES" w:bidi="es-ES" w:eastAsia="es-ES"/>
-        </w:rPr>
-        <w:t>ivos de excel donde se recibe y procesa la informacion, para sacar un pdf de tareas, el cual utilizaran los empleados que estan el mercado para com</w:t>
-      </w:r>
-      <w:r>
-        <w:rPr>
-          <w:rtl w:val="0"/>
-          <w:lang w:val="es-ES" w:bidi="es-ES" w:eastAsia="es-ES"/>
-        </w:rPr>
-        <w:t>prar la fruta y en otro pdf imprimir pedidos proveedores que sirve para enviarle a los proveedores, tambien hay una parte de los pedidos que se hace por w</w:t>
-      </w:r>
-      <w:r>
-        <w:rPr>
-          <w:rtl w:val="0"/>
-          <w:lang w:val="es-ES" w:bidi="es-ES" w:eastAsia="es-ES"/>
-        </w:rPr>
-        <w:t>hatsapp sacando la informacion de</w:t>
-      </w:r>
-      <w:r>
-        <w:rPr>
-          <w:rtl w:val="0"/>
-          <w:lang w:val="es-ES" w:bidi="es-ES" w:eastAsia="es-ES"/>
-        </w:rPr>
-        <w:t xml:space="preserve"> la pesta</w:t>
-      </w:r>
-      <w:r>
-        <w:rPr>
-          <w:rtl w:val="0"/>
-          <w:lang w:val="es-ES" w:bidi="es-ES" w:eastAsia="es-ES"/>
-        </w:rPr>
-        <w:t xml:space="preserve">ña </w:t>
-      </w:r>
-      <w:r>
-        <w:rPr>
-          <w:rtl w:val="0"/>
-          <w:lang w:val="es-ES" w:bidi="es-ES" w:eastAsia="es-ES"/>
-        </w:rPr>
-        <w:t>"</w:t>
-      </w:r>
-      <w:r>
-        <w:rPr>
-          <w:rtl w:val="0"/>
-          <w:lang w:val="es-ES" w:bidi="es-ES" w:eastAsia="es-ES"/>
-        </w:rPr>
-        <w:t>todos</w:t>
-      </w:r>
-      <w:r>
-        <w:rPr>
-          <w:rtl w:val="0"/>
-          <w:lang w:val="es-ES" w:bidi="es-ES" w:eastAsia="es-ES"/>
-        </w:rPr>
-        <w:t>"</w:t>
-      </w:r>
-      <w:r>
-        <w:rPr>
-          <w:rtl w:val="0"/>
-          <w:lang w:val="es-ES" w:bidi="es-ES" w:eastAsia="es-ES"/>
-        </w:rPr>
-        <w:t xml:space="preserve"> del</w:t>
-      </w:r>
-      <w:r>
-        <w:rPr>
-          <w:rtl w:val="0"/>
-          <w:lang w:val="es-ES" w:bidi="es-ES" w:eastAsia="es-ES"/>
-        </w:rPr>
-        <w:t xml:space="preserve"> excel "sin arreglar"(en realidad sale de la</w:t>
-      </w:r>
-      <w:r>
-        <w:rPr>
-          <w:rtl w:val="0"/>
-          <w:lang w:val="es-ES" w:bidi="es-ES" w:eastAsia="es-ES"/>
-        </w:rPr>
-        <w:t xml:space="preserve">s pestañas </w:t>
-      </w:r>
-      <w:r>
-        <w:rPr>
-          <w:rtl w:val="0"/>
-          <w:lang w:val="es-ES" w:bidi="es-ES" w:eastAsia="es-ES"/>
-        </w:rPr>
-        <w:t>"</w:t>
-      </w:r>
-      <w:r>
-        <w:rPr>
-          <w:rtl w:val="0"/>
-          <w:lang w:val="es-ES" w:bidi="es-ES" w:eastAsia="es-ES"/>
-        </w:rPr>
-        <w:t>traffic</w:t>
-      </w:r>
-      <w:r>
-        <w:rPr>
-          <w:rtl w:val="0"/>
-          <w:lang w:val="es-ES" w:bidi="es-ES" w:eastAsia="es-ES"/>
-        </w:rPr>
-        <w:t>"</w:t>
-      </w:r>
-      <w:r>
-        <w:rPr>
-          <w:rtl w:val="0"/>
-          <w:lang w:val="es-ES" w:bidi="es-ES" w:eastAsia="es-ES"/>
-        </w:rPr>
-        <w:t xml:space="preserve"> o </w:t>
-      </w:r>
-      <w:r>
-        <w:rPr>
-          <w:rtl w:val="0"/>
-          <w:lang w:val="es-ES" w:bidi="es-ES" w:eastAsia="es-ES"/>
-        </w:rPr>
-        <w:t>"</w:t>
-      </w:r>
-      <w:r>
-        <w:rPr>
-          <w:rtl w:val="0"/>
-          <w:lang w:val="es-ES" w:bidi="es-ES" w:eastAsia="es-ES"/>
-        </w:rPr>
-        <w:t>kan</w:t>
-      </w:r>
-      <w:r>
-        <w:rPr>
-          <w:rtl w:val="0"/>
-          <w:lang w:val="es-ES" w:bidi="es-ES" w:eastAsia="es-ES"/>
-        </w:rPr>
-        <w:t>goo</w:t>
-      </w:r>
-      <w:r>
-        <w:rPr>
-          <w:rtl w:val="0"/>
-          <w:lang w:val="es-ES" w:bidi="es-ES" w:eastAsia="es-ES"/>
-        </w:rPr>
-        <w:t>"</w:t>
-      </w:r>
-      <w:r>
-        <w:rPr>
-          <w:rtl w:val="0"/>
-          <w:lang w:val="es-ES" w:bidi="es-ES" w:eastAsia="es-ES"/>
-        </w:rPr>
-        <w:t xml:space="preserve"> que se generan a partir de o seleccionado en </w:t>
-      </w:r>
-      <w:r>
-        <w:rPr>
-          <w:rtl w:val="0"/>
-          <w:lang w:val="es-ES" w:bidi="es-ES" w:eastAsia="es-ES"/>
-        </w:rPr>
-        <w:t>"</w:t>
-      </w:r>
-      <w:r>
-        <w:rPr>
-          <w:rtl w:val="0"/>
-          <w:lang w:val="es-ES" w:bidi="es-ES" w:eastAsia="es-ES"/>
-        </w:rPr>
-        <w:t>todos"</w:t>
-      </w:r>
-      <w:r>
-        <w:rPr>
-          <w:rtl w:val="0"/>
-          <w:lang w:val="es-ES" w:bidi="es-ES" w:eastAsia="es-ES"/>
-        </w:rPr>
-        <w:t xml:space="preserve">) . </w:t>
-      </w:r>
-      <w:r>
-        <w:rPr>
-          <w:rtl w:val="0"/>
-          <w:lang w:val="es-ES" w:bidi="es-ES" w:eastAsia="es-ES"/>
-        </w:rPr>
-        <w:t>Hay mucha mas informacion que te tengo que brindar para completar todo el alcance del proyecto</w:t>
-      </w:r>
-      <w:r>
-        <w:rPr>
-          <w:rtl w:val="0"/>
-          <w:lang w:val="es-ES" w:bidi="es-ES" w:eastAsia="es-ES"/>
-        </w:rPr>
-        <w:t xml:space="preserve">, pero primero para ir poco a poco me gustaria saber tu opinion sobre lo que </w:t>
-      </w:r>
-      <w:r>
-        <w:rPr>
-          <w:rtl w:val="0"/>
-          <w:lang w:val="es-ES" w:bidi="es-ES" w:eastAsia="es-ES"/>
-        </w:rPr>
-        <w:t>te estoy planteando ahora</w:t>
-      </w:r>
-    </w:p>
+        <w:t xml:space="preserve">Vamos a crear una aplicacion desde cero para una distribuidora de frutas, actualmente el administrativo se maneja con paginas de excel relacionadas con un google forms, el google forms lo rellena el mismo empleado administrativo leyendo los mensajes de whatsapp que envian los clientes, esto va rellenando el excel (Sin arreglar). Tambien se rellenan los archivos de excel (todos de google docs) Lucas Pare Carrito, Pedidos a proveedores y Remitos. Cortando y pegando el administrativo rellena 2 archivos de texto tareas e imprimir pedidos.  Te dejare en el contexto todos lo archivos mencionados, exepto el google forms del cual te dejare un archivo de texto en el cual lo corte y pegue este se llama "para todos google forms.docx". La idea actual es decidir en que lenguaje  conviene hacerlo y luego empezar a diagramar la base de datos. Uno de los alcances que deberia tener el proyecto es que si envian una foto de un papel escrito a mano el sistema lo convierta a texto y llene la base de datos, por esta razon pense en python y sus muchas librerias, tal vez con django; otra opcion por su performance en web fue astro, aunque en  el caso de este proyecto no es necesario que sea visualmente atractivo pero si que funcione lo mas en tiempo real posbile, ya que la primera parte del trabajo debe terminarse rapido para que los empleados hagan las compras. Por ello la otra opcion en la que pense en php con javascript.</w:t>
+      </w:r>
+    </w:p>
+    <w:p>
+      <w:pPr>
+        <w:rPr>
+          <w:rtl w:val="0"/>
+          <w:lang w:val="es-ES" w:bidi="es-ES" w:eastAsia="es-ES"/>
+        </w:rPr>
+      </w:pPr>
+      <w:r>
+        <w:rPr>
+          <w:rtl w:val="0"/>
+          <w:lang w:val="es-ES" w:bidi="es-ES" w:eastAsia="es-ES"/>
+        </w:rPr>
+        <w:t>En resumen la actividad se realiza desde puntos remotos, el administrativo desde su casa lee los pedidos en whatsapp y los carga en el google forms que esta enlzadado con varios archivos de excel donde se recibe y procesa la informacion, para sacar un pdf de tareas, el cual utilizaran los empleados que estan el mercado para comprar la fruta y en otro pdf imprimir pedidos proveedores que sirve para enviarle a los proveedores, tambien hay una parte de los pedidos que se hace por whatsapp sacando la informacion de la pestaña "todos" del excel "sin arreglar"(en realidad sale de las pestañas "traffic" o "kangoo" que se generan a partir de o seleccionado en "todos") . Hay mucha mas informacion que te tengo que brindar para completar todo el alcance del proyecto, pero primero para ir poco a poco me gustaria saber tu opinion sobre lo que te estoy planteando ahora</w:t>
+      </w:r>
+    </w:p>
+    <w:p>
+      <w:pPr>
+        <w:rPr>
+          <w:rtl w:val="0"/>
+          <w:lang w:val="es-ES" w:bidi="es-ES" w:eastAsia="es-ES"/>
+        </w:rPr>
+      </w:pPr>
+    </w:p>
+    <w:p>
+      <w:pPr>
+        <w:rPr>
+          <w:rtl w:val="0"/>
+          <w:lang w:val="es-ES" w:bidi="es-ES" w:eastAsia="es-ES"/>
+        </w:rPr>
+      </w:pPr>
+    </w:p>
+    <w:p>
+      <w:pPr>
+        <w:rPr>
+          <w:rtl w:val="0"/>
+          <w:lang w:val="es-ES" w:bidi="es-ES" w:eastAsia="es-ES"/>
+        </w:rPr>
+      </w:pPr>
+      <w:r>
+        <w:rPr>
+          <w:rtl w:val="0"/>
+          <w:lang w:val="es-ES" w:bidi="es-ES" w:eastAsia="es-ES"/>
+        </w:rPr>
+        <w:t>PROMTS AVANZA</w:t>
+      </w:r>
+      <w:r>
+        <w:rPr>
+          <w:rtl w:val="0"/>
+          <w:lang w:val="es-ES" w:bidi="es-ES" w:eastAsia="es-ES"/>
+        </w:rPr>
+        <w:t>DOS</w:t>
+      </w:r>
+    </w:p>
+    <w:p>
+      <w:pPr>
+        <w:rPr>
+          <w:rtl w:val="0"/>
+          <w:lang w:val="es-ES" w:bidi="es-ES" w:eastAsia="es-ES"/>
+        </w:rPr>
+      </w:pPr>
+    </w:p>
+    <w:p>
+      <w:pPr>
+        <w:rPr>
+          <w:rtl w:val="0"/>
+          <w:lang w:val="es-ES" w:bidi="es-ES" w:eastAsia="es-ES"/>
+        </w:rPr>
+      </w:pPr>
+      <w:r>
+        <w:rPr>
+          <w:rtl w:val="0"/>
+          <w:lang w:val="es-ES" w:bidi="es-ES" w:eastAsia="es-ES"/>
+        </w:rPr>
+        <w:t xml:space="preserve">Errores en </w:t>
+      </w:r>
+      <w:r>
+        <w:rPr>
+          <w:rtl w:val="0"/>
+          <w:lang w:val="es-ES" w:bidi="es-ES" w:eastAsia="es-ES"/>
+        </w:rPr>
+        <w:t>catalogo</w:t>
+      </w:r>
+      <w:r>
+        <w:rPr>
+          <w:rtl w:val="0"/>
+          <w:lang w:val="es-ES" w:bidi="es-ES" w:eastAsia="es-ES"/>
+        </w:rPr>
+        <w:t>:</w:t>
+      </w:r>
+    </w:p>
+    <w:p>
+      <w:pPr>
+        <w:rPr>
+          <w:rtl w:val="0"/>
+          <w:lang w:val="es-ES" w:bidi="es-ES" w:eastAsia="es-ES"/>
+        </w:rPr>
+      </w:pPr>
+      <w:r>
+        <w:rPr>
+          <w:rtl w:val="0"/>
+          <w:lang w:val="es-ES" w:bidi="es-ES" w:eastAsia="es-ES"/>
+        </w:rPr>
+        <w:t>Zapallo: vari</w:t>
+      </w:r>
+      <w:r>
+        <w:rPr>
+          <w:rtl w:val="0"/>
+          <w:lang w:val="es-ES" w:bidi="es-ES" w:eastAsia="es-ES"/>
+        </w:rPr>
+        <w:t>edades y cantidades</w:t>
+      </w:r>
+      <w:r>
+        <w:rPr>
+          <w:rtl w:val="0"/>
+          <w:lang w:val="es-ES" w:bidi="es-ES" w:eastAsia="es-ES"/>
+        </w:rPr>
+        <w:t xml:space="preserve"> </w:t>
+      </w:r>
+      <w:r>
+        <w:rPr>
+          <w:rtl w:val="0"/>
+          <w:lang w:val="es-ES" w:bidi="es-ES" w:eastAsia="es-ES"/>
+        </w:rPr>
+        <w:tab/>
+        <w:tab/>
+        <w:tab/>
+        <w:tab/>
+        <w:tab/>
+        <w:tab/>
+      </w:r>
+      <w:r>
+        <w:rPr>
+          <w:rtl w:val="0"/>
+          <w:lang w:val="es-ES" w:bidi="es-ES" w:eastAsia="es-ES"/>
+        </w:rPr>
+        <w:t>OK</w:t>
+      </w:r>
+    </w:p>
+    <w:p>
+      <w:pPr>
+        <w:rPr>
+          <w:rtl w:val="0"/>
+          <w:lang w:val="es-ES" w:bidi="es-ES" w:eastAsia="es-ES"/>
+        </w:rPr>
+      </w:pPr>
+      <w:r>
+        <w:rPr>
+          <w:rtl w:val="0"/>
+          <w:lang w:val="es-ES" w:bidi="es-ES" w:eastAsia="es-ES"/>
+        </w:rPr>
+        <w:t>Lechuga: morada primera vez sale hidroponic</w:t>
+      </w:r>
+      <w:r>
+        <w:rPr>
+          <w:rtl w:val="0"/>
+          <w:lang w:val="es-ES" w:bidi="es-ES" w:eastAsia="es-ES"/>
+        </w:rPr>
+        <w:t>a</w:t>
+      </w:r>
+      <w:r>
+        <w:rPr>
+          <w:rtl w:val="0"/>
+          <w:lang w:val="es-ES" w:bidi="es-ES" w:eastAsia="es-ES"/>
+        </w:rPr>
+        <w:tab/>
+        <w:tab/>
+        <w:tab/>
+        <w:tab/>
+        <w:tab/>
+        <w:t>OK</w:t>
+      </w:r>
+    </w:p>
+    <w:p>
+      <w:pPr>
+        <w:rPr>
+          <w:rtl w:val="0"/>
+          <w:lang w:val="es-ES" w:bidi="es-ES" w:eastAsia="es-ES"/>
+        </w:rPr>
+      </w:pPr>
+      <w:r>
+        <w:rPr>
+          <w:rtl w:val="0"/>
+          <w:lang w:val="es-ES" w:bidi="es-ES" w:eastAsia="es-ES"/>
+        </w:rPr>
+        <w:t>Erro</w:t>
+      </w:r>
+      <w:r>
+        <w:rPr>
+          <w:rtl w:val="0"/>
+          <w:lang w:val="es-ES" w:bidi="es-ES" w:eastAsia="es-ES"/>
+        </w:rPr>
+        <w:t>res:</w:t>
+      </w:r>
+    </w:p>
+    <w:p>
+      <w:pPr>
+        <w:rPr>
+          <w:rtl w:val="0"/>
+          <w:lang w:val="es-ES" w:bidi="es-ES" w:eastAsia="es-ES"/>
+        </w:rPr>
+      </w:pPr>
+      <w:r>
+        <w:rPr>
+          <w:rtl w:val="0"/>
+          <w:lang w:val="es-ES" w:bidi="es-ES" w:eastAsia="es-ES"/>
+        </w:rPr>
+        <w:t>tareas pdf no actualiza bien fecha</w:t>
+      </w:r>
+    </w:p>
+    <w:p>
+      <w:pPr>
+        <w:rPr>
+          <w:rtl w:val="0"/>
+          <w:lang w:val="es-ES" w:bidi="es-ES" w:eastAsia="es-ES"/>
+        </w:rPr>
+      </w:pPr>
+      <w:r>
+        <w:rPr>
+          <w:rtl w:val="0"/>
+          <w:lang w:val="es-ES" w:bidi="es-ES" w:eastAsia="es-ES"/>
+        </w:rPr>
+        <w:t>imprimir pedidos.pdf arreglar</w:t>
+      </w:r>
+    </w:p>
+    <w:p>
+      <w:pPr>
+        <w:rPr>
+          <w:rtl w:val="0"/>
+          <w:lang w:val="es-ES" w:bidi="es-ES" w:eastAsia="es-ES"/>
+        </w:rPr>
+      </w:pPr>
+    </w:p>
+    <w:p>
+      <w:pPr>
+        <w:rPr>
+          <w:rtl w:val="0"/>
+          <w:lang w:val="es-ES" w:bidi="es-ES" w:eastAsia="es-ES"/>
+        </w:rPr>
+      </w:pPr>
+      <w:r>
+        <w:rPr>
+          <w:rtl w:val="0"/>
+          <w:lang w:val="es-ES" w:bidi="es-ES" w:eastAsia="es-ES"/>
+        </w:rPr>
+        <w:t>Crear pestaña</w:t>
+      </w:r>
+      <w:r>
+        <w:rPr>
+          <w:rtl w:val="0"/>
+          <w:lang w:val="es-ES" w:bidi="es-ES" w:eastAsia="es-ES"/>
+        </w:rPr>
+        <w:t>(o seccion)</w:t>
+      </w:r>
+      <w:r>
+        <w:rPr>
+          <w:rtl w:val="0"/>
+          <w:lang w:val="es-ES" w:bidi="es-ES" w:eastAsia="es-ES"/>
+        </w:rPr>
+        <w:t xml:space="preserve"> pedidos hoy</w:t>
+      </w:r>
+    </w:p>
+    <w:p>
+      <w:pPr>
+        <w:rPr>
+          <w:rtl w:val="0"/>
+          <w:lang w:val="es-ES" w:bidi="es-ES" w:eastAsia="es-ES"/>
+        </w:rPr>
+      </w:pPr>
+      <w:r>
+        <w:rPr>
+          <w:rtl w:val="0"/>
+          <w:lang w:val="es-ES" w:bidi="es-ES" w:eastAsia="es-ES"/>
+        </w:rPr>
+        <w:t>TOdos:</w:t>
+      </w:r>
+    </w:p>
+    <w:p>
+      <w:pPr>
+        <w:rPr>
+          <w:rtl w:val="0"/>
+          <w:lang w:val="es-ES" w:bidi="es-ES" w:eastAsia="es-ES"/>
+        </w:rPr>
+      </w:pPr>
+      <w:r>
+        <w:rPr>
+          <w:rtl w:val="0"/>
+          <w:lang w:val="es-ES" w:bidi="es-ES" w:eastAsia="es-ES"/>
+        </w:rPr>
+        <w:t>G</w:t>
+      </w:r>
+      <w:r>
+        <w:rPr>
+          <w:rtl w:val="0"/>
+          <w:lang w:val="es-ES" w:bidi="es-ES" w:eastAsia="es-ES"/>
+        </w:rPr>
+        <w:t>enerar div compras backend</w:t>
+      </w:r>
+    </w:p>
+    <w:p>
+      <w:pPr>
+        <w:rPr>
+          <w:rtl w:val="0"/>
+          <w:lang w:val="es-ES" w:bidi="es-ES" w:eastAsia="es-ES"/>
+        </w:rPr>
+      </w:pPr>
+      <w:r>
+        <w:rPr>
+          <w:rtl w:val="0"/>
+          <w:lang w:val="es-ES" w:bidi="es-ES" w:eastAsia="es-ES"/>
+        </w:rPr>
+        <w:t xml:space="preserve">hacer </w:t>
+      </w:r>
+      <w:r>
+        <w:rPr>
+          <w:rtl w:val="0"/>
+          <w:lang w:val="es-ES" w:bidi="es-ES" w:eastAsia="es-ES"/>
+        </w:rPr>
+        <w:t>seccion envi</w:t>
+      </w:r>
+      <w:r>
+        <w:rPr>
+          <w:rtl w:val="0"/>
+          <w:lang w:val="es-ES" w:bidi="es-ES" w:eastAsia="es-ES"/>
+        </w:rPr>
+        <w:t>o pedidos a proveedores whatsapp (o automatizacion)</w:t>
+      </w:r>
+    </w:p>
+    <w:p/>
     <w:sectPr>
       <w:type w:val="nextPage"/>
       <w:pgMar w:left="1440" w:right="1440" w:top="1440" w:bottom="1440" w:header="720" w:footer="720" w:gutter="0"/>
